--- a/nonmd/TransmissionC04C05AndC06.docx
+++ b/nonmd/TransmissionC04C05AndC06.docx
@@ -5,6 +5,111 @@
     <w:p>
       <w:pPr>
         <w:pStyle w:val="FirstParagraph"/>
+      </w:pPr>
+      <w:r>
+        <w:t xml:space="preserve">I’ve gotten burned out on AWoGaF. I’ve been writing it since June 22, 2024, and I just don’t have the energy to keep going. I had been in denial, but when I prayed in Adoration, I just felt God gently tell me I was burned out. So for the moment, here’s a new project.</w:t>
+      </w:r>
+    </w:p>
+    <w:p>
+      <w:pPr>
+        <w:pStyle w:val="BodyText"/>
+      </w:pPr>
+      <w:r>
+        <w:t xml:space="preserve">I don’t know when I’ll get back to AWoGaF, and I realize I left at an awkward time, but it is what it is. Until then, here’s a different project.</w:t>
+      </w:r>
+    </w:p>
+    <w:p>
+      <w:pPr>
+        <w:pStyle w:val="BodyText"/>
+      </w:pPr>
+      <w:r>
+        <w:t xml:space="preserve">I have a bunch of ideas for it but not much written. I don’t have a blurb. I don’t even have a name yet. It</w:t>
+      </w:r>
+      <w:r>
+        <w:t xml:space="preserve"> </w:t>
+      </w:r>
+      <w:r>
+        <w:rPr>
+          <w:iCs/>
+          <w:i/>
+        </w:rPr>
+        <w:t xml:space="preserve">is</w:t>
+      </w:r>
+      <w:r>
+        <w:t xml:space="preserve"> </w:t>
+      </w:r>
+      <w:r>
+        <w:t xml:space="preserve">a LitRPG, but beyond that, I don’t know. Discovery!</w:t>
+      </w:r>
+    </w:p>
+    <w:p>
+      <w:pPr>
+        <w:pStyle w:val="BodyText"/>
+      </w:pPr>
+      <w:r>
+        <w:t xml:space="preserve">People you should know:</w:t>
+      </w:r>
+    </w:p>
+    <w:p>
+      <w:pPr>
+        <w:pStyle w:val="BodyText"/>
+      </w:pPr>
+      <w:r>
+        <w:t xml:space="preserve">James Algol: Our hero, an ordinary Worker Transmitted to another world.</w:t>
+      </w:r>
+      <w:r>
+        <w:br/>
+      </w:r>
+      <w:r>
+        <w:t xml:space="preserve">Stella Cobol: James’s forbidden Thinker girlfriend who, last he heard, was also going to be transmitted.</w:t>
+      </w:r>
+      <w:r>
+        <w:br/>
+      </w:r>
+    </w:p>
+    <w:p>
+      <w:pPr>
+        <w:pStyle w:val="BodyText"/>
+      </w:pPr>
+      <w:r>
+        <w:t xml:space="preserve">The story so far:</w:t>
+      </w:r>
+    </w:p>
+    <w:p>
+      <w:pPr>
+        <w:pStyle w:val="BodyText"/>
+      </w:pPr>
+      <w:r>
+        <w:t xml:space="preserve">Chapter 1: James is tried for the grievous sin of slapping a Perfect in the face, after the Perfect had attempted to take Stella. He is sentenced to Transmission.</w:t>
+      </w:r>
+    </w:p>
+    <w:p>
+      <w:pPr>
+        <w:pStyle w:val="BodyText"/>
+      </w:pPr>
+      <w:r>
+        <w:t xml:space="preserve">Chapter 2: We learn more about the world. Stella tells James that she’ll be Transmitted, too, but she learned something about the Destination. There are eight worlds to climb, but death sends you back to a random place on first one. There’s also some strange system there, one that makes no sense. Also, the Perfects know something about the Destination that Stella can’t put into words.</w:t>
+      </w:r>
+    </w:p>
+    <w:p>
+      <w:pPr>
+        <w:pStyle w:val="BodyText"/>
+      </w:pPr>
+      <w:r>
+        <w:t xml:space="preserve">The first world is enormous, filled of millions of people. The two agree to meet up in the second world, so they can find each other.</w:t>
+      </w:r>
+    </w:p>
+    <w:p>
+      <w:pPr>
+        <w:pStyle w:val="BodyText"/>
+      </w:pPr>
+      <w:r>
+        <w:t xml:space="preserve">Chapter 3: James heads to the Transmission center, where, strangely, the doctor rubs a very expensive nanobiotic healing solution on his arm. He attempts to escape, but they successfully Transmit him.</w:t>
+      </w:r>
+    </w:p>
+    <w:p>
+      <w:pPr>
+        <w:pStyle w:val="BodyText"/>
       </w:pPr>
       <w:r>
         <w:t xml:space="preserve">MPS: Here’s a redo of the information scene, which I am mostly posting so you can see the new information.</w:t>
